--- a/public/gallery/examples/ux-designer/zh-hans/resume.docx
+++ b/public/gallery/examples/ux-designer/zh-hans/resume.docx
@@ -66,7 +66,7 @@
         </w:rPr>
         <w:t xml:space="preserve">📧 </w:t>
       </w:r>
-      <w:hyperlink w:history="1" r:id="rIdkk6yworshkbofbnzbeva3">
+      <w:hyperlink w:history="1" r:id="rId0yzh6qodydokjwf3s7-vt">
         <w:r>
           <w:rPr>
             <w:sz w:val="18"/>
@@ -89,7 +89,7 @@
         </w:rPr>
         <w:t xml:space="preserve">🔗 </w:t>
       </w:r>
-      <w:hyperlink w:history="1" r:id="rId6x5zsb1gqwzu3rsrgwxbn">
+      <w:hyperlink w:history="1" r:id="rIdr1ihlte1kvultwnqxxios">
         <w:r>
           <w:rPr>
             <w:sz w:val="18"/>
@@ -124,7 +124,7 @@
         <w:spacing w:after="200" w:line="276"/>
         <w:jc w:val="center"/>
       </w:pPr>
-      <w:hyperlink w:history="1" r:id="rId8q1xwx8gvhgxhgzuj6g8n">
+      <w:hyperlink w:history="1" r:id="rIdybx4wf88enfgvomu8pooz">
         <w:r>
           <w:rPr>
             <w:sz w:val="18"/>
@@ -140,7 +140,7 @@
         </w:rPr>
         <w:t xml:space="preserve"> • </w:t>
       </w:r>
-      <w:hyperlink w:history="1" r:id="rIdb7fu9m3hnjjvlbzjszkry">
+      <w:hyperlink w:history="1" r:id="rId_ph2jyejtlhizqmgbjwlb">
         <w:r>
           <w:rPr>
             <w:sz w:val="18"/>
@@ -299,7 +299,7 @@
         </w:rPr>
         <w:t xml:space="preserve">	</w:t>
       </w:r>
-      <w:hyperlink w:history="1" r:id="rIdisp86yoj7j2qgey0wgnob">
+      <w:hyperlink w:history="1" r:id="rIdep1dqtoegjsmjt3cx3t6t">
         <w:r>
           <w:rPr>
             <w:sz w:val="18"/>
@@ -443,7 +443,7 @@
         </w:rPr>
         <w:t xml:space="preserve">	</w:t>
       </w:r>
-      <w:hyperlink w:history="1" r:id="rIdszqys7h9iar_vh8xpr6fz">
+      <w:hyperlink w:history="1" r:id="rIdb86xkh2y2hkafjrfhzkjx">
         <w:r>
           <w:rPr>
             <w:sz w:val="18"/>
@@ -606,7 +606,7 @@
         </w:rPr>
         <w:t xml:space="preserve">	</w:t>
       </w:r>
-      <w:hyperlink w:history="1" r:id="rIdvruqcq6o4owseht8gucid">
+      <w:hyperlink w:history="1" r:id="rIdwlkitzeyyciuhcrkkqnuh">
         <w:r>
           <w:rPr>
             <w:sz w:val="18"/>
@@ -750,7 +750,7 @@
         </w:rPr>
         <w:t xml:space="preserve">	</w:t>
       </w:r>
-      <w:hyperlink w:history="1" r:id="rIdsmflbjts8zakrzn2xi0d4">
+      <w:hyperlink w:history="1" r:id="rIde4bdqka15at_9dbqzvlu2">
         <w:r>
           <w:rPr>
             <w:sz w:val="18"/>
@@ -1199,7 +1199,7 @@
         </w:rPr>
         <w:t xml:space="preserve">	</w:t>
       </w:r>
-      <w:hyperlink w:history="1" r:id="rIdzkbcqrguz-dqhmsanfiz5">
+      <w:hyperlink w:history="1" r:id="rIdw25brurhqklcpvxqnzw4a">
         <w:r>
           <w:rPr>
             <w:sz w:val="18"/>
@@ -1265,7 +1265,7 @@
         </w:rPr>
         <w:t xml:space="preserve">	</w:t>
       </w:r>
-      <w:hyperlink w:history="1" r:id="rIdygdqr962x2ztx6hewbzsn">
+      <w:hyperlink w:history="1" r:id="rIddm1gcnf34ib5w4oatsml_">
         <w:r>
           <w:rPr>
             <w:sz w:val="18"/>
@@ -1350,7 +1350,7 @@
         </w:rPr>
         <w:t xml:space="preserve">	</w:t>
       </w:r>
-      <w:hyperlink w:history="1" r:id="rId3f8mtoprmdh7zm2o6psty">
+      <w:hyperlink w:history="1" r:id="rId11qg0zdgpxbaaia2oawly">
         <w:r>
           <w:rPr>
             <w:sz w:val="18"/>
@@ -1447,7 +1447,7 @@
         </w:rPr>
         <w:t xml:space="preserve">	</w:t>
       </w:r>
-      <w:hyperlink w:history="1" r:id="rIdx8io7xcjh9alzui2nuyhj">
+      <w:hyperlink w:history="1" r:id="rIdodh5q00qkvhn4fschiynd">
         <w:r>
           <w:rPr>
             <w:sz w:val="18"/>
@@ -1591,7 +1591,7 @@
         </w:rPr>
         <w:t xml:space="preserve">	</w:t>
       </w:r>
-      <w:hyperlink w:history="1" r:id="rId46oqicdrqta-fjqog-h2w">
+      <w:hyperlink w:history="1" r:id="rIdtrneuvphvgufj9g9vxuv0">
         <w:r>
           <w:rPr>
             <w:sz w:val="18"/>
@@ -1815,7 +1815,7 @@
         </w:rPr>
         <w:t xml:space="preserve">	</w:t>
       </w:r>
-      <w:hyperlink w:history="1" r:id="rIdvgfkl2wgnpof5ftigjhpa">
+      <w:hyperlink w:history="1" r:id="rIdjem7eadxpgvbcdcxoidgs">
         <w:r>
           <w:rPr>
             <w:sz w:val="18"/>
